--- a/Documentation/Presentation outline.docx
+++ b/Documentation/Presentation outline.docx
@@ -28,12 +28,7 @@
         </w:rPr>
       </w:pPr>
       <w:r>
-        <w:rPr>
-          <w:rFonts w:hint="default" w:ascii="Adwaita Mono" w:hAnsi="Adwaita Mono" w:cs="Adwaita Mono"/>
-          <w:b/>
-          <w:bCs/>
-        </w:rPr>
-        <w:t>Expected presentation outline/content</w:t>
+        <w:t>Required Slide Deck Structure &amp; Content Guidelines</w:t>
       </w:r>
     </w:p>
     <w:p>
@@ -57,10 +52,7 @@
         </w:rPr>
       </w:pPr>
       <w:r>
-        <w:rPr>
-          <w:rFonts w:hint="default" w:ascii="Adwaita Mono" w:hAnsi="Adwaita Mono" w:cs="Adwaita Mono"/>
-        </w:rPr>
-        <w:t>Title: project title, student name(s) &amp; index number, supervisor, department, date</w:t>
+        <w:t>Title Slide — Project title, student team names &amp; index numbers, supervisor name, department, presentation date.</w:t>
       </w:r>
     </w:p>
     <w:p>
@@ -76,10 +68,7 @@
         </w:rPr>
       </w:pPr>
       <w:r>
-        <w:rPr>
-          <w:rFonts w:hint="default" w:ascii="Adwaita Mono" w:hAnsi="Adwaita Mono" w:cs="Adwaita Mono"/>
-        </w:rPr>
-        <w:t xml:space="preserve">Background/motivation </w:t>
+        <w:t>Background &amp; Research Motivation — Contextualizing modern higher education communication challenges.</w:t>
       </w:r>
     </w:p>
     <w:p>
@@ -95,10 +84,7 @@
         </w:rPr>
       </w:pPr>
       <w:r>
-        <w:rPr>
-          <w:rFonts w:hint="default" w:ascii="Adwaita Mono" w:hAnsi="Adwaita Mono" w:cs="Adwaita Mono"/>
-        </w:rPr>
-        <w:t>Problem statement: one crisp paragraph or 2–3 bullets on the specific gap</w:t>
+        <w:t>Problem Statement — Concise breakdown of performance, tamper-evidence, and quantum security gaps.</w:t>
       </w:r>
     </w:p>
     <w:p>
@@ -114,10 +100,7 @@
         </w:rPr>
       </w:pPr>
       <w:r>
-        <w:rPr>
-          <w:rFonts w:hint="default" w:ascii="Adwaita Mono" w:hAnsi="Adwaita Mono" w:cs="Adwaita Mono"/>
-        </w:rPr>
-        <w:t xml:space="preserve">Aim &amp; objectives: one aim, 3–4 numbered SMART objectives. </w:t>
+        <w:t>Aim &amp; Objectives — Singular research aim paired with 6 numbered SMART objectives.</w:t>
       </w:r>
     </w:p>
     <w:p>
@@ -133,10 +116,7 @@
         </w:rPr>
       </w:pPr>
       <w:r>
-        <w:rPr>
-          <w:rFonts w:hint="default" w:ascii="Adwaita Mono" w:hAnsi="Adwaita Mono" w:cs="Adwaita Mono"/>
-        </w:rPr>
-        <w:t>Related Work/Existing Systems: 3–4 comparable systems and their limitations</w:t>
+        <w:t>Comparative Systems &amp; Literature Gap — Evaluation of 4 existing software platforms and key architectural limitations.</w:t>
       </w:r>
     </w:p>
     <w:p>
@@ -152,10 +132,7 @@
         </w:rPr>
       </w:pPr>
       <w:r>
-        <w:rPr>
-          <w:rFonts w:hint="default" w:ascii="Adwaita Mono" w:hAnsi="Adwaita Mono" w:cs="Adwaita Mono"/>
-        </w:rPr>
-        <w:t>Methodology: development model (Agile/prototyping/waterfall, etc.), tools and technology stack, data sources</w:t>
+        <w:t>Engineering Methodology &amp; Technology Stack — Agile prototyping phases, toolchain breakdown, and software stack components.</w:t>
       </w:r>
     </w:p>
     <w:p>
@@ -171,10 +148,7 @@
         </w:rPr>
       </w:pPr>
       <w:r>
-        <w:rPr>
-          <w:rFonts w:hint="default" w:ascii="Adwaita Mono" w:hAnsi="Adwaita Mono" w:cs="Adwaita Mono"/>
-        </w:rPr>
-        <w:t>System design: architecture diagram plus use-case or ER/data-flow diagram</w:t>
+        <w:t>System Architecture &amp; Data Flows — Three-tier component layout, sequence flows, and database schema mappings.</w:t>
       </w:r>
     </w:p>
     <w:p>
@@ -190,10 +164,7 @@
         </w:rPr>
       </w:pPr>
       <w:r>
-        <w:rPr>
-          <w:rFonts w:hint="default" w:ascii="Adwaita Mono" w:hAnsi="Adwaita Mono" w:cs="Adwaita Mono"/>
-        </w:rPr>
-        <w:t xml:space="preserve">Testing &amp; results: test cases, user/usability feedback, performance figures, charts, tables, etc. </w:t>
+        <w:t>Empirical Results &amp; Benchmarks — Unit test outcomes, delivery latency figures, and User Acceptance Testing results.</w:t>
       </w:r>
     </w:p>
     <w:p>
@@ -209,10 +180,7 @@
         </w:rPr>
       </w:pPr>
       <w:r>
-        <w:rPr>
-          <w:rFonts w:hint="default" w:ascii="Adwaita Mono" w:hAnsi="Adwaita Mono" w:cs="Adwaita Mono"/>
-        </w:rPr>
-        <w:t>Limitations, future work &amp; conclusion: honest constraints, 2–3 concrete extensions</w:t>
+        <w:t>Constraints, Future Scope, &amp; Conclusion — System boundaries, recommended extensions, and final project summary.</w:t>
       </w:r>
     </w:p>
     <w:p>
@@ -243,12 +211,7 @@
         </w:rPr>
       </w:pPr>
       <w:r>
-        <w:rPr>
-          <w:rFonts w:hint="default" w:ascii="Adwaita Mono" w:hAnsi="Adwaita Mono" w:cs="Adwaita Mono"/>
-          <w:b/>
-          <w:bCs/>
-        </w:rPr>
-        <w:t>Grading Criteria:</w:t>
+        <w:t>Evaluation Criteria &amp; Panel Assessment Metrics:</w:t>
       </w:r>
     </w:p>
     <w:p>
@@ -272,10 +235,7 @@
         </w:rPr>
       </w:pPr>
       <w:r>
-        <w:rPr>
-          <w:rFonts w:hint="default" w:ascii="Adwaita Mono" w:hAnsi="Adwaita Mono" w:cs="Adwaita Mono"/>
-        </w:rPr>
-        <w:t xml:space="preserve">Problem statement &amp; objectives </w:t>
+        <w:t>Clarity of Problem Statement &amp; Measurable Objectives</w:t>
       </w:r>
     </w:p>
     <w:p>
@@ -291,10 +251,7 @@
         </w:rPr>
       </w:pPr>
       <w:r>
-        <w:rPr>
-          <w:rFonts w:hint="default" w:ascii="Adwaita Mono" w:hAnsi="Adwaita Mono" w:cs="Adwaita Mono"/>
-        </w:rPr>
-        <w:t>Methodology &amp; system design</w:t>
+        <w:t>Rigor of Software Methodology &amp; Architectural Design</w:t>
       </w:r>
     </w:p>
     <w:p>
@@ -310,10 +267,7 @@
         </w:rPr>
       </w:pPr>
       <w:r>
-        <w:rPr>
-          <w:rFonts w:hint="default" w:ascii="Adwaita Mono" w:hAnsi="Adwaita Mono" w:cs="Adwaita Mono"/>
-        </w:rPr>
-        <w:t>Implementation &amp; live demonstration</w:t>
+        <w:t>Quality of Live Demonstration &amp; Technical Execution</w:t>
       </w:r>
     </w:p>
     <w:p>
@@ -329,10 +283,7 @@
         </w:rPr>
       </w:pPr>
       <w:r>
-        <w:rPr>
-          <w:rFonts w:hint="default" w:ascii="Adwaita Mono" w:hAnsi="Adwaita Mono" w:cs="Adwaita Mono"/>
-        </w:rPr>
-        <w:t xml:space="preserve">Testing &amp; results </w:t>
+        <w:t>Empirical Testing Depth &amp; Benchmark Validation</w:t>
       </w:r>
     </w:p>
     <w:p>
@@ -348,10 +299,7 @@
         </w:rPr>
       </w:pPr>
       <w:r>
-        <w:rPr>
-          <w:rFonts w:hint="default" w:ascii="Adwaita Mono" w:hAnsi="Adwaita Mono" w:cs="Adwaita Mono"/>
-        </w:rPr>
-        <w:t>Presentation quality &amp; time management</w:t>
+        <w:t>Visual Slide Quality &amp; Presentation Time Discipline</w:t>
       </w:r>
     </w:p>
     <w:p>
@@ -367,10 +315,7 @@
         </w:rPr>
       </w:pPr>
       <w:r>
-        <w:rPr>
-          <w:rFonts w:hint="default" w:ascii="Adwaita Mono" w:hAnsi="Adwaita Mono" w:cs="Adwaita Mono"/>
-        </w:rPr>
-        <w:t>Responses to panel questions</w:t>
+        <w:t>Technical Accuracy &amp; Confidence in Panel Defense</w:t>
       </w:r>
     </w:p>
     <w:p>
@@ -388,13 +333,7 @@
         </w:rPr>
       </w:pPr>
       <w:r>
-        <w:rPr>
-          <w:rStyle w:val="14"/>
-          <w:rFonts w:hint="default" w:ascii="Adwaita Mono" w:hAnsi="Adwaita Mono" w:cs="Adwaita Mono"/>
-          <w:b w:val="0"/>
-          <w:bCs w:val="0"/>
-        </w:rPr>
-        <w:t>Professional appearance &amp; conduct</w:t>
+        <w:t>Professional Demeanor &amp; Academic Conduct</w:t>
       </w:r>
     </w:p>
     <w:sectPr>

--- a/Documentation/Presentation outline.docx
+++ b/Documentation/Presentation outline.docx
@@ -41,7 +41,7 @@
           <w:color w:val="000000"/>
           <w:sz w:val="24"/>
         </w:rPr>
-        <w:t>Title Slide — QChat, Author names &amp; index numbers, Supervisor: Dr Peter Nimbe, September 2026.</w:t>
+        <w:t>Title Slide — QCampus Connect, Author names &amp; index numbers, Supervisor: Dr Peter Nimbe, September 2026.</w:t>
       </w:r>
     </w:p>
     <w:p>
@@ -177,6 +177,36 @@
           <w:sz w:val="24"/>
         </w:rPr>
         <w:t>Conclusion &amp; Future Work — Summary of contributions and PQC expansion roadmap.</w:t>
+      </w:r>
+    </w:p>
+    <w:p>
+      <w:pPr>
+        <w:pStyle w:val="Heading2"/>
+      </w:pPr>
+      <w:r>
+        <w:rPr>
+          <w:rFonts w:ascii="Times New Roman" w:hAnsi="Times New Roman" w:eastAsia="Times New Roman"/>
+          <w:b/>
+          <w:i w:val="0"/>
+          <w:color w:val="000000"/>
+          <w:sz w:val="26"/>
+        </w:rPr>
+        <w:t>Defence Evidence Note</w:t>
+      </w:r>
+    </w:p>
+    <w:p>
+      <w:pPr>
+        <w:ind w:firstLine="720"/>
+      </w:pPr>
+      <w:r>
+        <w:rPr>
+          <w:rFonts w:ascii="Times New Roman" w:hAnsi="Times New Roman" w:eastAsia="Times New Roman"/>
+          <w:b w:val="0"/>
+          <w:i w:val="0"/>
+          <w:color w:val="000000"/>
+          <w:sz w:val="24"/>
+        </w:rPr>
+        <w:t>The defence should begin with the Q&amp;A thread, not the chat screen. Show a student selecting a department, a lecturer's specialisation badge, and the SHA-256 proof created by MessageVerifier.sol. The follow-up direct-message screen then makes sense as a private continuation of that academic exchange. The technical demonstration can name React, TypeScript, Convex, Web Crypto, RSA-OAEP, AES-GCM, Hyperledger Besu, QBFT, Solidity, Ethers.js, BB84 and QBER. These are implemented components, not separate claims about a public blockchain. The supporting standards are NIST (2001), Bennett and Brassard (2014/1984), and the Convex Development Team (2024).</w:t>
       </w:r>
     </w:p>
     <w:sectPr>

--- a/Documentation/Presentation outline.docx
+++ b/Documentation/Presentation outline.docx
@@ -26,7 +26,7 @@
           <w:color w:val="000000"/>
           <w:sz w:val="24"/>
         </w:rPr>
-        <w:t>Slide presentation structure for final project defense before the examination panel.</w:t>
+        <w:t>Slide presentation structure for the final project defense examination panel.</w:t>
       </w:r>
     </w:p>
     <w:p>
@@ -41,7 +41,7 @@
           <w:color w:val="000000"/>
           <w:sz w:val="24"/>
         </w:rPr>
-        <w:t>Title Slide — QCampus Connect, Author names &amp; index numbers, Supervisor: Dr Peter Nimbe, September 2026.</w:t>
+        <w:t>Title Slide — QCampus Connect: A Verified Academic Q&amp;A Platform with Cryptographic Identity and Optional Encrypted Direct Messaging; Student team details, Supervisor: Dr Peter Nimbe, September 2026.</w:t>
       </w:r>
     </w:p>
     <w:p>
@@ -56,7 +56,7 @@
           <w:color w:val="000000"/>
           <w:sz w:val="24"/>
         </w:rPr>
-        <w:t>Project Context — Communication practices and evidence integrity challenges at UENR.</w:t>
+        <w:t>Institutional Context — The academic communication gap in universities: lack of an open academic discussion forum, intrusion of personal phone calls on faculty privacy, and physical office queues.</w:t>
       </w:r>
     </w:p>
     <w:p>
@@ -71,7 +71,7 @@
           <w:color w:val="000000"/>
           <w:sz w:val="24"/>
         </w:rPr>
-        <w:t>Problem Statement — Speed vs auditability, screenshot limitations, quantum security awareness.</w:t>
+        <w:t>The Problem — Knowledge siloing in private 1-on-1 calls, unverified authority on commercial chat apps, and lack of tamper-evident audit trails.</w:t>
       </w:r>
     </w:p>
     <w:p>
@@ -86,7 +86,7 @@
           <w:color w:val="000000"/>
           <w:sz w:val="24"/>
         </w:rPr>
-        <w:t>Aim &amp; Objectives — Core goals and six technical deliverables.</w:t>
+        <w:t>Main Aim &amp; Scope — QCampus Connect as the campus academic forum for coursework questions and research sharing; 1-on-1 direct messaging as an auxiliary tool.</w:t>
       </w:r>
     </w:p>
     <w:p>
@@ -101,7 +101,7 @@
           <w:color w:val="000000"/>
           <w:sz w:val="24"/>
         </w:rPr>
-        <w:t>Literature &amp; Related Systems — Comparison with WhatsApp, Teams, Slack, and Web3 dApps.</w:t>
+        <w:t>System Architecture — Three-tier hybrid design: React 19 Frontend, Convex Serverless Backend, and Hyperledger Besu Private Blockchain.</w:t>
       </w:r>
     </w:p>
     <w:p>
@@ -116,7 +116,7 @@
           <w:color w:val="000000"/>
           <w:sz w:val="24"/>
         </w:rPr>
-        <w:t>System Architecture — Three-tier design (React SPA / Convex Cloud / Besu Ledger).</w:t>
+        <w:t>Core Features — Department-targeted question routing, lecturer academic ranks (Dr, Prof, Eng), real-time departmental notifications, multi-criteria sorting, and multi-format attachments.</w:t>
       </w:r>
     </w:p>
     <w:p>
@@ -131,7 +131,7 @@
           <w:color w:val="000000"/>
           <w:sz w:val="24"/>
         </w:rPr>
-        <w:t>Cryptographic Pipeline — Web Crypto RSA-OAEP/AES-GCM and BB84 QBER simulation.</w:t>
+        <w:t>Cryptographic Pipeline — Client-side Web Crypto (RSA-OAEP/AES-GCM), on-chain SHA-256 hash anchoring via MessageVerifier.sol, and BB84 QBER simulation.</w:t>
       </w:r>
     </w:p>
     <w:p>
@@ -146,7 +146,7 @@
           <w:color w:val="000000"/>
           <w:sz w:val="24"/>
         </w:rPr>
-        <w:t>Smart Contract Integration — MessageVerifier.sol recordHash execution on Besu.</w:t>
+        <w:t>Empirical Results — Vite 8 production build (256 kB bundle), sub-50ms query sync, 0.35s Besu commit, and comprehensive UAT walk-throughs.</w:t>
       </w:r>
     </w:p>
     <w:p>
@@ -161,7 +161,7 @@
           <w:color w:val="000000"/>
           <w:sz w:val="24"/>
         </w:rPr>
-        <w:t>Empirical Results — Localhost latencies (~50 ms sync, ~0.4 s Besu write) and UAT walk-throughs.</w:t>
+        <w:t>Demonstration Flow — Live presentation path: Browse department feed → Student posts question with attachment → Lecturer receives notification → Lecturer answers with Doctor/Professor rank badge → Verify SHA-256 hash on Besu ledger → Optional encrypted 1-on-1 follow-up.</w:t>
       </w:r>
     </w:p>
     <w:p>
@@ -176,7 +176,7 @@
           <w:color w:val="000000"/>
           <w:sz w:val="24"/>
         </w:rPr>
-        <w:t>Conclusion &amp; Future Work — Summary of contributions and PQC expansion roadmap.</w:t>
+        <w:t>Strategic Future Works Roadmap — Five key extensions: (1) Program-specific niching; (2) Dedicated single course chatrooms; (3) Automated AI identity verification in &lt;7 days; (4) Departmental news sidebar; (5) Multi-node blockchain consortium scaling.</w:t>
       </w:r>
     </w:p>
     <w:p>
@@ -191,7 +191,7 @@
           <w:color w:val="000000"/>
           <w:sz w:val="26"/>
         </w:rPr>
-        <w:t>Defence Evidence Note</w:t>
+        <w:t>Defence Strategy Note</w:t>
       </w:r>
     </w:p>
     <w:p>
@@ -206,7 +206,7 @@
           <w:color w:val="000000"/>
           <w:sz w:val="24"/>
         </w:rPr>
-        <w:t>The defence should begin with the Q&amp;A thread, not the chat screen. Show a student selecting a department, a lecturer's specialisation badge, and the SHA-256 proof created by MessageVerifier.sol. The follow-up direct-message screen then makes sense as a private continuation of that academic exchange. The technical demonstration can name React, TypeScript, Convex, Web Crypto, RSA-OAEP, AES-GCM, Hyperledger Besu, QBFT, Solidity, Ethers.js, BB84 and QBER. These are implemented components, not separate claims about a public blockchain. The supporting standards are NIST (2001), Bennett and Brassard (2014/1984), and the Convex Development Team (2024).</w:t>
+        <w:t>The project defense must begin with the Academic Q&amp;A Forum, not the direct messaging screen. Demonstrate a student selecting a target department, the real-time notification reaching the lecturer, the lecturer answering with their verified Doctor or Professor badge, and the SHA-256 digest committed to Hyperledger Besu. Direct messaging should be introduced as a natural private continuation of that scholarly exchange. Emphasize that the system eliminates phone calls and office queues while democratizing knowledge across the campus.</w:t>
       </w:r>
     </w:p>
     <w:sectPr>

--- a/Documentation/Presentation outline.docx
+++ b/Documentation/Presentation outline.docx
@@ -116,7 +116,7 @@
           <w:color w:val="000000"/>
           <w:sz w:val="24"/>
         </w:rPr>
-        <w:t>Core Features — Department-targeted question routing, lecturer academic ranks (Dr, Prof, Eng), real-time departmental notifications, multi-criteria sorting, and multi-format attachments.</w:t>
+        <w:t>Core Features — Department-targeted question routing, Mercury 2 AI academic moderation, lecturer academic ranks (Dr, Prof, Eng), real-time departmental notifications, multi-criteria sorting, and multi-format attachments.</w:t>
       </w:r>
     </w:p>
     <w:p>
@@ -146,7 +146,7 @@
           <w:color w:val="000000"/>
           <w:sz w:val="24"/>
         </w:rPr>
-        <w:t>Empirical Results — Vite 8 production build (256 kB bundle), sub-50ms query sync, 0.35s Besu commit, and comprehensive UAT walk-throughs.</w:t>
+        <w:t>Empirical Results — Vite 8 production build (256 kB bundle), sub-50ms query sync, 300-600ms Mercury 2 check, 0.35s Besu commit, and comprehensive UAT walk-throughs.</w:t>
       </w:r>
     </w:p>
     <w:p>
@@ -161,7 +161,7 @@
           <w:color w:val="000000"/>
           <w:sz w:val="24"/>
         </w:rPr>
-        <w:t>Demonstration Flow — Live presentation path: Browse department feed → Student posts question with attachment → Lecturer receives notification → Lecturer answers with Doctor/Professor rank badge → Verify SHA-256 hash on Besu ledger → Optional encrypted 1-on-1 follow-up.</w:t>
+        <w:t>Demonstration Flow — Live presentation path: Browse department feed → Student posts question with attachment → Mercury 2 AI validates academic relevance and closed topic whitelist → Lecturer receives notification → Lecturer answers with Doctor/Professor rank badge → Verify SHA-256 hash on Besu ledger → Optional encrypted 1-on-1 follow-up.</w:t>
       </w:r>
     </w:p>
     <w:p>
@@ -176,7 +176,7 @@
           <w:color w:val="000000"/>
           <w:sz w:val="24"/>
         </w:rPr>
-        <w:t>Strategic Future Works Roadmap — Five key extensions: (1) Program-specific niching; (2) Dedicated single course chatrooms; (3) Automated AI identity verification in &lt;7 days; (4) Departmental news sidebar; (5) Multi-node blockchain consortium scaling.</w:t>
+        <w:t>Strategic Future Works Roadmap — Six key extensions: (1) Program-specific niching; (2) Dedicated single course chatrooms; (3) Automated AI identity verification in &lt;7 days; (4) Departmental news sidebar; (5) Backend Convex AI moderation action proxy; (6) Multi-node blockchain consortium scaling.</w:t>
       </w:r>
     </w:p>
     <w:p>

--- a/Documentation/Presentation outline.docx
+++ b/Documentation/Presentation outline.docx
@@ -116,7 +116,7 @@
           <w:color w:val="000000"/>
           <w:sz w:val="24"/>
         </w:rPr>
-        <w:t>Core Features — Department-targeted question routing, Mercury 2 AI academic moderation, lecturer academic ranks (Dr, Prof, Eng), real-time departmental notifications, multi-criteria sorting, and multi-format attachments.</w:t>
+        <w:t>Core Features — Department-targeted question routing, Mercury 2 AI academic moderation with input character limits and token budgeting, lecturer academic ranks (Dr, Prof, Eng), real-time departmental notifications, multi-criteria sorting, and multi-format attachments.</w:t>
       </w:r>
     </w:p>
     <w:p>
